--- a/ANEXO 1 - Documentação de Software.docx
+++ b/ANEXO 1 - Documentação de Software.docx
@@ -63,7 +63,15 @@
           <w:b/>
           <w:bCs/>
         </w:rPr>
-        <w:t>Número da prova: X</w:t>
+        <w:t xml:space="preserve">Número da prova: </w:t>
+      </w:r>
+      <w:r>
+        <w:rPr>
+          <w:rFonts w:ascii="Arial" w:eastAsia="Arial" w:hAnsi="Arial" w:cs="Arial"/>
+          <w:b/>
+          <w:bCs/>
+        </w:rPr>
+        <w:t>01</w:t>
       </w:r>
       <w:bookmarkStart w:id="0" w:name="_GoBack"/>
       <w:bookmarkEnd w:id="0"/>
@@ -321,13 +329,7 @@
               <w:rPr>
                 <w:rFonts w:ascii="Arial" w:eastAsia="Arial" w:hAnsi="Arial" w:cs="Arial"/>
               </w:rPr>
-              <w:t xml:space="preserve">o sistema deve permitir </w:t>
-            </w:r>
-            <w:r>
-              <w:rPr>
-                <w:rFonts w:ascii="Arial" w:eastAsia="Arial" w:hAnsi="Arial" w:cs="Arial"/>
-              </w:rPr>
-              <w:t>cadastrar o cliente</w:t>
+              <w:t>o sistema deve permitir cadastrar o cliente</w:t>
             </w:r>
           </w:p>
         </w:tc>
@@ -2594,6 +2596,7 @@
   <w:style w:type="character" w:default="1" w:styleId="Fontepargpadro">
     <w:name w:val="Default Paragraph Font"/>
     <w:uiPriority w:val="1"/>
+    <w:semiHidden/>
     <w:unhideWhenUsed/>
   </w:style>
   <w:style w:type="table" w:default="1" w:styleId="Tabelanormal">
